--- a/templates/ariza-aliment-undirish.uz_cyrillic.docx
+++ b/templates/ariza-aliment-undirish.uz_cyrillic.docx
@@ -4,35 +4,8 @@
   <w:body>
     <w:p>
       <w:pPr>
-        <w:spacing w:after="80"/>
-        <w:jc w:val="right"/>
-      </w:pPr>
-      <w:r>
-        <w:rPr>
-          <w:rFonts w:ascii="Times New Roman" w:cs="Times New Roman" w:eastAsia="Times New Roman" w:hAnsi="Times New Roman"/>
-          <w:sz w:val="24"/>
-          <w:szCs w:val="24"/>
-        </w:rPr>
-        <w:t xml:space="preserve">Фуқаролик ишлари бўйича {{court_name}} туманлараро суди раиси {{judge_name}} га</w:t>
-      </w:r>
-    </w:p>
-    <w:p>
-      <w:pPr>
-        <w:spacing w:after="80"/>
-        <w:jc w:val="left"/>
-      </w:pPr>
-      <w:r>
-        <w:rPr>
-          <w:rFonts w:ascii="Times New Roman" w:cs="Times New Roman" w:eastAsia="Times New Roman" w:hAnsi="Times New Roman"/>
-          <w:sz w:val="24"/>
-          <w:szCs w:val="24"/>
-        </w:rPr>
-        <w:t xml:space="preserve"/>
-      </w:r>
-    </w:p>
-    <w:p>
-      <w:pPr>
-        <w:spacing w:after="80"/>
+        <w:spacing w:after="0"/>
+        <w:ind w:left="5400"/>
         <w:jc w:val="left"/>
       </w:pPr>
       <w:r>
@@ -40,65 +13,18 @@
           <w:rFonts w:ascii="Times New Roman" w:cs="Times New Roman" w:eastAsia="Times New Roman" w:hAnsi="Times New Roman"/>
           <w:b/>
           <w:bCs/>
-          <w:sz w:val="24"/>
-          <w:szCs w:val="24"/>
-        </w:rPr>
-        <w:t xml:space="preserve">Ундирувчи: </w:t>
-      </w:r>
-      <w:r>
-        <w:rPr>
-          <w:rFonts w:ascii="Times New Roman" w:cs="Times New Roman" w:eastAsia="Times New Roman" w:hAnsi="Times New Roman"/>
-          <w:sz w:val="24"/>
-          <w:szCs w:val="24"/>
-        </w:rPr>
-        <w:t xml:space="preserve">{{collector_fio}}</w:t>
-      </w:r>
-    </w:p>
-    <w:p>
-      <w:pPr>
-        <w:spacing w:after="80"/>
-        <w:jc w:val="left"/>
-      </w:pPr>
-      <w:r>
-        <w:rPr>
-          <w:rFonts w:ascii="Times New Roman" w:cs="Times New Roman" w:eastAsia="Times New Roman" w:hAnsi="Times New Roman"/>
-          <w:sz w:val="24"/>
-          <w:szCs w:val="24"/>
-        </w:rPr>
-        <w:t xml:space="preserve">{{collector_address}}</w:t>
-      </w:r>
-    </w:p>
-    <w:p>
-      <w:pPr>
-        <w:spacing w:after="80"/>
-        <w:jc w:val="left"/>
-      </w:pPr>
-      <w:r>
-        <w:rPr>
-          <w:rFonts w:ascii="Times New Roman" w:cs="Times New Roman" w:eastAsia="Times New Roman" w:hAnsi="Times New Roman"/>
-          <w:sz w:val="24"/>
-          <w:szCs w:val="24"/>
-        </w:rPr>
-        <w:t xml:space="preserve">Телефон: {{collector_phone}}</w:t>
-      </w:r>
-    </w:p>
-    <w:p>
-      <w:pPr>
-        <w:spacing w:after="80"/>
-        <w:jc w:val="left"/>
-      </w:pPr>
-      <w:r>
-        <w:rPr>
-          <w:rFonts w:ascii="Times New Roman" w:cs="Times New Roman" w:eastAsia="Times New Roman" w:hAnsi="Times New Roman"/>
-          <w:sz w:val="24"/>
-          <w:szCs w:val="24"/>
-        </w:rPr>
-        <w:t xml:space="preserve"/>
-      </w:r>
-    </w:p>
-    <w:p>
-      <w:pPr>
-        <w:spacing w:after="80"/>
+          <w:i/>
+          <w:iCs/>
+          <w:sz w:val="24"/>
+          <w:szCs w:val="24"/>
+        </w:rPr>
+        <w:t xml:space="preserve">Фуқаролик ишлари бўйича {{court_name}}</w:t>
+      </w:r>
+    </w:p>
+    <w:p>
+      <w:pPr>
+        <w:spacing w:after="80"/>
+        <w:ind w:left="5400"/>
         <w:jc w:val="left"/>
       </w:pPr>
       <w:r>
@@ -106,46 +32,12 @@
           <w:rFonts w:ascii="Times New Roman" w:cs="Times New Roman" w:eastAsia="Times New Roman" w:hAnsi="Times New Roman"/>
           <w:b/>
           <w:bCs/>
-          <w:sz w:val="24"/>
-          <w:szCs w:val="24"/>
-        </w:rPr>
-        <w:t xml:space="preserve">Қарздор: </w:t>
-      </w:r>
-      <w:r>
-        <w:rPr>
-          <w:rFonts w:ascii="Times New Roman" w:cs="Times New Roman" w:eastAsia="Times New Roman" w:hAnsi="Times New Roman"/>
-          <w:sz w:val="24"/>
-          <w:szCs w:val="24"/>
-        </w:rPr>
-        <w:t xml:space="preserve">{{debtor_fio}}</w:t>
-      </w:r>
-    </w:p>
-    <w:p>
-      <w:pPr>
-        <w:spacing w:after="80"/>
-        <w:jc w:val="left"/>
-      </w:pPr>
-      <w:r>
-        <w:rPr>
-          <w:rFonts w:ascii="Times New Roman" w:cs="Times New Roman" w:eastAsia="Times New Roman" w:hAnsi="Times New Roman"/>
-          <w:sz w:val="24"/>
-          <w:szCs w:val="24"/>
-        </w:rPr>
-        <w:t xml:space="preserve">{{debtor_address}}</w:t>
-      </w:r>
-    </w:p>
-    <w:p>
-      <w:pPr>
-        <w:spacing w:after="80"/>
-        <w:jc w:val="left"/>
-      </w:pPr>
-      <w:r>
-        <w:rPr>
-          <w:rFonts w:ascii="Times New Roman" w:cs="Times New Roman" w:eastAsia="Times New Roman" w:hAnsi="Times New Roman"/>
-          <w:sz w:val="24"/>
-          <w:szCs w:val="24"/>
-        </w:rPr>
-        <w:t xml:space="preserve">Телефон: {{debtor_phone}}</w:t>
+          <w:i/>
+          <w:iCs/>
+          <w:sz w:val="24"/>
+          <w:szCs w:val="24"/>
+        </w:rPr>
+        <w:t xml:space="preserve">туманлараро суди раиси {{judge_name}}га</w:t>
       </w:r>
     </w:p>
     <w:p>
@@ -164,9 +56,16 @@
     </w:p>
     <w:p>
       <w:pPr>
-        <w:spacing w:after="80"/>
-        <w:jc w:val="center"/>
-      </w:pPr>
+        <w:tabs>
+          <w:tab w:val="right" w:pos="5120"/>
+          <w:tab w:val="left" w:pos="5400"/>
+        </w:tabs>
+        <w:spacing w:after="0"/>
+        <w:jc w:val="left"/>
+      </w:pPr>
+      <w:r>
+        <w:tab/>
+      </w:r>
       <w:r>
         <w:rPr>
           <w:rFonts w:ascii="Times New Roman" w:cs="Times New Roman" w:eastAsia="Times New Roman" w:hAnsi="Times New Roman"/>
@@ -175,6 +74,185 @@
           <w:sz w:val="24"/>
           <w:szCs w:val="24"/>
         </w:rPr>
+        <w:t xml:space="preserve">Ундирувчи:</w:t>
+      </w:r>
+      <w:r>
+        <w:tab/>
+      </w:r>
+      <w:r>
+        <w:rPr>
+          <w:rFonts w:ascii="Times New Roman" w:cs="Times New Roman" w:eastAsia="Times New Roman" w:hAnsi="Times New Roman"/>
+          <w:sz w:val="24"/>
+          <w:szCs w:val="24"/>
+        </w:rPr>
+        <w:t xml:space="preserve">{{collector_fio}}</w:t>
+      </w:r>
+    </w:p>
+    <w:p>
+      <w:pPr>
+        <w:spacing w:after="0"/>
+        <w:ind w:left="5400"/>
+        <w:jc w:val="left"/>
+      </w:pPr>
+      <w:r>
+        <w:rPr>
+          <w:rFonts w:ascii="Times New Roman" w:cs="Times New Roman" w:eastAsia="Times New Roman" w:hAnsi="Times New Roman"/>
+          <w:sz w:val="24"/>
+          <w:szCs w:val="24"/>
+        </w:rPr>
+        <w:t xml:space="preserve">{{collector_address_line1}}</w:t>
+      </w:r>
+    </w:p>
+    <w:p>
+      <w:pPr>
+        <w:spacing w:after="0"/>
+        <w:ind w:left="5400"/>
+        <w:jc w:val="left"/>
+      </w:pPr>
+      <w:r>
+        <w:rPr>
+          <w:rFonts w:ascii="Times New Roman" w:cs="Times New Roman" w:eastAsia="Times New Roman" w:hAnsi="Times New Roman"/>
+          <w:sz w:val="24"/>
+          <w:szCs w:val="24"/>
+        </w:rPr>
+        <w:t xml:space="preserve">{{collector_address_line2}}</w:t>
+      </w:r>
+    </w:p>
+    <w:p>
+      <w:pPr>
+        <w:spacing w:after="80"/>
+        <w:ind w:left="5400"/>
+        <w:jc w:val="left"/>
+      </w:pPr>
+      <w:r>
+        <w:rPr>
+          <w:rFonts w:ascii="Times New Roman" w:cs="Times New Roman" w:eastAsia="Times New Roman" w:hAnsi="Times New Roman"/>
+          <w:sz w:val="24"/>
+          <w:szCs w:val="24"/>
+        </w:rPr>
+        <w:t xml:space="preserve">Телефон: {{collector_phone}}</w:t>
+      </w:r>
+    </w:p>
+    <w:p>
+      <w:pPr>
+        <w:spacing w:after="80"/>
+        <w:jc w:val="left"/>
+      </w:pPr>
+      <w:r>
+        <w:rPr>
+          <w:rFonts w:ascii="Times New Roman" w:cs="Times New Roman" w:eastAsia="Times New Roman" w:hAnsi="Times New Roman"/>
+          <w:sz w:val="24"/>
+          <w:szCs w:val="24"/>
+        </w:rPr>
+        <w:t xml:space="preserve"/>
+      </w:r>
+    </w:p>
+    <w:p>
+      <w:pPr>
+        <w:tabs>
+          <w:tab w:val="right" w:pos="5120"/>
+          <w:tab w:val="left" w:pos="5400"/>
+        </w:tabs>
+        <w:spacing w:after="0"/>
+        <w:jc w:val="left"/>
+      </w:pPr>
+      <w:r>
+        <w:tab/>
+      </w:r>
+      <w:r>
+        <w:rPr>
+          <w:rFonts w:ascii="Times New Roman" w:cs="Times New Roman" w:eastAsia="Times New Roman" w:hAnsi="Times New Roman"/>
+          <w:b/>
+          <w:bCs/>
+          <w:sz w:val="24"/>
+          <w:szCs w:val="24"/>
+        </w:rPr>
+        <w:t xml:space="preserve">Қарздор:</w:t>
+      </w:r>
+      <w:r>
+        <w:tab/>
+      </w:r>
+      <w:r>
+        <w:rPr>
+          <w:rFonts w:ascii="Times New Roman" w:cs="Times New Roman" w:eastAsia="Times New Roman" w:hAnsi="Times New Roman"/>
+          <w:sz w:val="24"/>
+          <w:szCs w:val="24"/>
+        </w:rPr>
+        <w:t xml:space="preserve">{{debtor_fio}}</w:t>
+      </w:r>
+    </w:p>
+    <w:p>
+      <w:pPr>
+        <w:spacing w:after="0"/>
+        <w:ind w:left="5400"/>
+        <w:jc w:val="left"/>
+      </w:pPr>
+      <w:r>
+        <w:rPr>
+          <w:rFonts w:ascii="Times New Roman" w:cs="Times New Roman" w:eastAsia="Times New Roman" w:hAnsi="Times New Roman"/>
+          <w:sz w:val="24"/>
+          <w:szCs w:val="24"/>
+        </w:rPr>
+        <w:t xml:space="preserve">{{debtor_address_line1}}</w:t>
+      </w:r>
+    </w:p>
+    <w:p>
+      <w:pPr>
+        <w:spacing w:after="0"/>
+        <w:ind w:left="5400"/>
+        <w:jc w:val="left"/>
+      </w:pPr>
+      <w:r>
+        <w:rPr>
+          <w:rFonts w:ascii="Times New Roman" w:cs="Times New Roman" w:eastAsia="Times New Roman" w:hAnsi="Times New Roman"/>
+          <w:sz w:val="24"/>
+          <w:szCs w:val="24"/>
+        </w:rPr>
+        <w:t xml:space="preserve">{{debtor_address_line2}}</w:t>
+      </w:r>
+    </w:p>
+    <w:p>
+      <w:pPr>
+        <w:spacing w:after="80"/>
+        <w:ind w:left="5400"/>
+        <w:jc w:val="left"/>
+      </w:pPr>
+      <w:r>
+        <w:rPr>
+          <w:rFonts w:ascii="Times New Roman" w:cs="Times New Roman" w:eastAsia="Times New Roman" w:hAnsi="Times New Roman"/>
+          <w:sz w:val="24"/>
+          <w:szCs w:val="24"/>
+        </w:rPr>
+        <w:t xml:space="preserve">Телефон: {{debtor_phone}}</w:t>
+      </w:r>
+    </w:p>
+    <w:p>
+      <w:pPr>
+        <w:spacing w:after="80"/>
+        <w:jc w:val="left"/>
+      </w:pPr>
+      <w:r>
+        <w:rPr>
+          <w:rFonts w:ascii="Times New Roman" w:cs="Times New Roman" w:eastAsia="Times New Roman" w:hAnsi="Times New Roman"/>
+          <w:sz w:val="24"/>
+          <w:szCs w:val="24"/>
+        </w:rPr>
+        <w:t xml:space="preserve"/>
+      </w:r>
+    </w:p>
+    <w:p>
+      <w:pPr>
+        <w:spacing w:after="0"/>
+        <w:jc w:val="center"/>
+      </w:pPr>
+      <w:r>
+        <w:rPr>
+          <w:rFonts w:ascii="Times New Roman" w:cs="Times New Roman" w:eastAsia="Times New Roman" w:hAnsi="Times New Roman"/>
+          <w:b/>
+          <w:bCs/>
+          <w:sz w:val="24"/>
+          <w:szCs w:val="24"/>
+        </w:rPr>
         <w:t xml:space="preserve">А Р И З А</w:t>
       </w:r>
     </w:p>
@@ -210,7 +288,8 @@
     </w:p>
     <w:p>
       <w:pPr>
-        <w:spacing w:after="80"/>
+        <w:spacing w:after="0"/>
+        <w:ind w:firstLine="720"/>
         <w:jc w:val="both"/>
       </w:pPr>
       <w:r>
@@ -219,26 +298,13 @@
           <w:sz w:val="24"/>
           <w:szCs w:val="24"/>
         </w:rPr>
-        <w:t xml:space="preserve">Мен {{collector_fio}} қарздор {{debtor_fio}} билан {{marriage_date}} куни қонуний никоҳдан ўтиб турмуш қурганмиз.</w:t>
-      </w:r>
-    </w:p>
-    <w:p>
-      <w:pPr>
-        <w:spacing w:after="80"/>
-        <w:jc w:val="left"/>
-      </w:pPr>
-      <w:r>
-        <w:rPr>
-          <w:rFonts w:ascii="Times New Roman" w:cs="Times New Roman" w:eastAsia="Times New Roman" w:hAnsi="Times New Roman"/>
-          <w:sz w:val="24"/>
-          <w:szCs w:val="24"/>
-        </w:rPr>
-        <w:t xml:space="preserve"/>
-      </w:r>
-    </w:p>
-    <w:p>
-      <w:pPr>
-        <w:spacing w:after="80"/>
+        <w:t xml:space="preserve">Мен {{collector_fio}} қарздор {{debtor_fio}} билан {{marriage_year}} йил {{marriage_month}} ойининг {{marriage_day}} кунида қонуний никоҳдан ўтиб турмуш қурганмиз.</w:t>
+      </w:r>
+    </w:p>
+    <w:p>
+      <w:pPr>
+        <w:spacing w:after="0"/>
+        <w:ind w:firstLine="720"/>
         <w:jc w:val="both"/>
       </w:pPr>
       <w:r>
@@ -247,26 +313,13 @@
           <w:sz w:val="24"/>
           <w:szCs w:val="24"/>
         </w:rPr>
-        <w:t xml:space="preserve">Биргаликдаги турмушимиздан {{children_count}} нафар {{children_birth_date}} куни туғилган {{children_names}} исмли фарзанд(лар)имиз бор.</w:t>
-      </w:r>
-    </w:p>
-    <w:p>
-      <w:pPr>
-        <w:spacing w:after="80"/>
-        <w:jc w:val="left"/>
-      </w:pPr>
-      <w:r>
-        <w:rPr>
-          <w:rFonts w:ascii="Times New Roman" w:cs="Times New Roman" w:eastAsia="Times New Roman" w:hAnsi="Times New Roman"/>
-          <w:sz w:val="24"/>
-          <w:szCs w:val="24"/>
-        </w:rPr>
-        <w:t xml:space="preserve"/>
-      </w:r>
-    </w:p>
-    <w:p>
-      <w:pPr>
-        <w:spacing w:after="80"/>
+        <w:t xml:space="preserve">{{children_block}}</w:t>
+      </w:r>
+    </w:p>
+    <w:p>
+      <w:pPr>
+        <w:spacing w:after="0"/>
+        <w:ind w:firstLine="720"/>
         <w:jc w:val="both"/>
       </w:pPr>
       <w:r>
@@ -275,26 +328,13 @@
           <w:sz w:val="24"/>
           <w:szCs w:val="24"/>
         </w:rPr>
-        <w:t xml:space="preserve">Қарздор билан ўзаро келишмовчиликлар оқибатида {{separation_date}}дан буён бирга яшамаяпмиз.</w:t>
-      </w:r>
-    </w:p>
-    <w:p>
-      <w:pPr>
-        <w:spacing w:after="80"/>
-        <w:jc w:val="left"/>
-      </w:pPr>
-      <w:r>
-        <w:rPr>
-          <w:rFonts w:ascii="Times New Roman" w:cs="Times New Roman" w:eastAsia="Times New Roman" w:hAnsi="Times New Roman"/>
-          <w:sz w:val="24"/>
-          <w:szCs w:val="24"/>
-        </w:rPr>
-        <w:t xml:space="preserve"/>
-      </w:r>
-    </w:p>
-    <w:p>
-      <w:pPr>
-        <w:spacing w:after="80"/>
+        <w:t xml:space="preserve">Қарздор билан ўзаро келишмовчиликлар оқибатида {{separation_year}} йил {{separation_month}} ойидан буён бирга яшамаяпмиз.</w:t>
+      </w:r>
+    </w:p>
+    <w:p>
+      <w:pPr>
+        <w:spacing w:after="0"/>
+        <w:ind w:firstLine="720"/>
         <w:jc w:val="both"/>
       </w:pPr>
       <w:r>
@@ -309,20 +349,7 @@
     <w:p>
       <w:pPr>
         <w:spacing w:after="80"/>
-        <w:jc w:val="left"/>
-      </w:pPr>
-      <w:r>
-        <w:rPr>
-          <w:rFonts w:ascii="Times New Roman" w:cs="Times New Roman" w:eastAsia="Times New Roman" w:hAnsi="Times New Roman"/>
-          <w:sz w:val="24"/>
-          <w:szCs w:val="24"/>
-        </w:rPr>
-        <w:t xml:space="preserve"/>
-      </w:r>
-    </w:p>
-    <w:p>
-      <w:pPr>
-        <w:spacing w:after="80"/>
+        <w:ind w:firstLine="720"/>
         <w:jc w:val="both"/>
       </w:pPr>
       <w:r>
@@ -391,15 +418,15 @@
           <w:sz w:val="24"/>
           <w:szCs w:val="24"/>
         </w:rPr>
-        <w:t xml:space="preserve">Даъвогар: </w:t>
-      </w:r>
-      <w:r>
-        <w:rPr>
-          <w:rFonts w:ascii="Times New Roman" w:cs="Times New Roman" w:eastAsia="Times New Roman" w:hAnsi="Times New Roman"/>
-          <w:sz w:val="24"/>
-          <w:szCs w:val="24"/>
-        </w:rPr>
-        <w:t xml:space="preserve">_________ (имзо)            </w:t>
+        <w:t xml:space="preserve">Даъвогар:</w:t>
+      </w:r>
+      <w:r>
+        <w:rPr>
+          <w:rFonts w:ascii="Times New Roman" w:cs="Times New Roman" w:eastAsia="Times New Roman" w:hAnsi="Times New Roman"/>
+          <w:sz w:val="24"/>
+          <w:szCs w:val="24"/>
+        </w:rPr>
+        <w:t xml:space="preserve">                 (имзо)        </w:t>
       </w:r>
       <w:r>
         <w:rPr>
@@ -428,150 +455,26 @@
     </w:p>
     <w:p>
       <w:pPr>
-        <w:spacing w:after="80"/>
-        <w:jc w:val="left"/>
-      </w:pPr>
-      <w:r>
-        <w:rPr>
-          <w:rFonts w:ascii="Times New Roman" w:cs="Times New Roman" w:eastAsia="Times New Roman" w:hAnsi="Times New Roman"/>
+        <w:spacing w:after="0"/>
+        <w:jc w:val="left"/>
+      </w:pPr>
+      <w:r>
+        <w:rPr>
+          <w:rFonts w:ascii="Times New Roman" w:cs="Times New Roman" w:eastAsia="Times New Roman" w:hAnsi="Times New Roman"/>
+          <w:b/>
+          <w:bCs/>
           <w:i/>
           <w:iCs/>
           <w:sz w:val="24"/>
           <w:szCs w:val="24"/>
         </w:rPr>
-        <w:t xml:space="preserve">Аризага қуйидаги ҳужжатлар илова қилиниши лозим:</w:t>
-      </w:r>
-    </w:p>
-    <w:p>
-      <w:pPr>
-        <w:spacing w:after="80"/>
-        <w:jc w:val="left"/>
-      </w:pPr>
-      <w:r>
-        <w:rPr>
-          <w:rFonts w:ascii="Times New Roman" w:cs="Times New Roman" w:eastAsia="Times New Roman" w:hAnsi="Times New Roman"/>
-          <w:sz w:val="24"/>
-          <w:szCs w:val="24"/>
-        </w:rPr>
-        <w:t xml:space="preserve">— Ариза икки нусхада;</w:t>
-      </w:r>
-    </w:p>
-    <w:p>
-      <w:pPr>
-        <w:spacing w:after="80"/>
-        <w:jc w:val="left"/>
-      </w:pPr>
-      <w:r>
-        <w:rPr>
-          <w:rFonts w:ascii="Times New Roman" w:cs="Times New Roman" w:eastAsia="Times New Roman" w:hAnsi="Times New Roman"/>
-          <w:sz w:val="24"/>
-          <w:szCs w:val="24"/>
-        </w:rPr>
-        <w:t xml:space="preserve">— Тарафларнинг паспорт нусхалари;</w:t>
-      </w:r>
-    </w:p>
-    <w:p>
-      <w:pPr>
-        <w:spacing w:after="80"/>
-        <w:jc w:val="left"/>
-      </w:pPr>
-      <w:r>
-        <w:rPr>
-          <w:rFonts w:ascii="Times New Roman" w:cs="Times New Roman" w:eastAsia="Times New Roman" w:hAnsi="Times New Roman"/>
-          <w:sz w:val="24"/>
-          <w:szCs w:val="24"/>
-        </w:rPr>
-        <w:t xml:space="preserve">— Никоҳ тузилганлиги ҳақидаги гувоҳнома нусхаси;</w:t>
-      </w:r>
-    </w:p>
-    <w:p>
-      <w:pPr>
-        <w:spacing w:after="80"/>
-        <w:jc w:val="left"/>
-      </w:pPr>
-      <w:r>
-        <w:rPr>
-          <w:rFonts w:ascii="Times New Roman" w:cs="Times New Roman" w:eastAsia="Times New Roman" w:hAnsi="Times New Roman"/>
-          <w:sz w:val="24"/>
-          <w:szCs w:val="24"/>
-        </w:rPr>
-        <w:t xml:space="preserve">— Фарзандлар туғилганлик ҳақидаги гувоҳнома нусхаси;</w:t>
-      </w:r>
-    </w:p>
-    <w:p>
-      <w:pPr>
-        <w:spacing w:after="80"/>
-        <w:jc w:val="left"/>
-      </w:pPr>
-      <w:r>
-        <w:rPr>
-          <w:rFonts w:ascii="Times New Roman" w:cs="Times New Roman" w:eastAsia="Times New Roman" w:hAnsi="Times New Roman"/>
-          <w:sz w:val="24"/>
-          <w:szCs w:val="24"/>
-        </w:rPr>
-        <w:t xml:space="preserve">— Почта ҳаражати тўланганлиги тўғрисидаги патта.</w:t>
-      </w:r>
-    </w:p>
-    <w:p>
-      <w:pPr>
-        <w:spacing w:after="80"/>
-        <w:jc w:val="left"/>
-      </w:pPr>
-      <w:r>
-        <w:rPr>
-          <w:rFonts w:ascii="Times New Roman" w:cs="Times New Roman" w:eastAsia="Times New Roman" w:hAnsi="Times New Roman"/>
-          <w:sz w:val="24"/>
-          <w:szCs w:val="24"/>
-        </w:rPr>
-        <w:t xml:space="preserve"/>
-      </w:r>
-    </w:p>
-    <w:p>
-      <w:pPr>
-        <w:spacing w:after="80"/>
-        <w:jc w:val="left"/>
-      </w:pPr>
-      <w:r>
-        <w:rPr>
-          <w:rFonts w:ascii="Times New Roman" w:cs="Times New Roman" w:eastAsia="Times New Roman" w:hAnsi="Times New Roman"/>
-          <w:sz w:val="24"/>
-          <w:szCs w:val="24"/>
-        </w:rPr>
-        <w:t xml:space="preserve"/>
-      </w:r>
-    </w:p>
-    <w:p>
-      <w:pPr>
-        <w:spacing w:after="80"/>
-        <w:jc w:val="center"/>
-      </w:pPr>
-      <w:r>
-        <w:rPr>
-          <w:rFonts w:ascii="Times New Roman" w:cs="Times New Roman" w:eastAsia="Times New Roman" w:hAnsi="Times New Roman"/>
-          <w:sz w:val="24"/>
-          <w:szCs w:val="24"/>
-        </w:rPr>
-        <w:t xml:space="preserve">────────────────────────────</w:t>
-      </w:r>
-    </w:p>
-    <w:p>
-      <w:pPr>
-        <w:spacing w:after="80"/>
-        <w:jc w:val="center"/>
-      </w:pPr>
-      <w:r>
-        <w:rPr>
-          <w:rFonts w:ascii="Times New Roman" w:cs="Times New Roman" w:eastAsia="Times New Roman" w:hAnsi="Times New Roman"/>
-          <w:sz w:val="24"/>
-          <w:szCs w:val="24"/>
-        </w:rPr>
-        <w:t xml:space="preserve">{{%qr_code}}</w:t>
-      </w:r>
-    </w:p>
-    <w:p>
-      <w:pPr>
-        <w:spacing w:after="80"/>
-        <w:jc w:val="center"/>
+        <w:t xml:space="preserve">Аризага қуйидаги ҳужжатлар илова қилиниши лозим.</w:t>
+      </w:r>
+    </w:p>
+    <w:p>
+      <w:pPr>
+        <w:spacing w:after="0"/>
+        <w:jc w:val="left"/>
       </w:pPr>
       <w:r>
         <w:rPr>
@@ -581,12 +484,76 @@
           <w:sz w:val="24"/>
           <w:szCs w:val="24"/>
         </w:rPr>
-        <w:t xml:space="preserve">Ҳужжатни юклаб олиш учун QR-кодни сканерланг</w:t>
+        <w:t xml:space="preserve">-Ариза икки нусхада;</w:t>
+      </w:r>
+    </w:p>
+    <w:p>
+      <w:pPr>
+        <w:spacing w:after="0"/>
+        <w:jc w:val="left"/>
+      </w:pPr>
+      <w:r>
+        <w:rPr>
+          <w:rFonts w:ascii="Times New Roman" w:cs="Times New Roman" w:eastAsia="Times New Roman" w:hAnsi="Times New Roman"/>
+          <w:i/>
+          <w:iCs/>
+          <w:sz w:val="24"/>
+          <w:szCs w:val="24"/>
+        </w:rPr>
+        <w:t xml:space="preserve">-Тарафларнинг паспорт нусхалари;</w:t>
+      </w:r>
+    </w:p>
+    <w:p>
+      <w:pPr>
+        <w:spacing w:after="0"/>
+        <w:jc w:val="left"/>
+      </w:pPr>
+      <w:r>
+        <w:rPr>
+          <w:rFonts w:ascii="Times New Roman" w:cs="Times New Roman" w:eastAsia="Times New Roman" w:hAnsi="Times New Roman"/>
+          <w:i/>
+          <w:iCs/>
+          <w:sz w:val="24"/>
+          <w:szCs w:val="24"/>
+        </w:rPr>
+        <w:t xml:space="preserve">-Никоҳ тузилганлиги ҳақидаги гувоҳнома нусхаси;</w:t>
+      </w:r>
+    </w:p>
+    <w:p>
+      <w:pPr>
+        <w:spacing w:after="0"/>
+        <w:jc w:val="left"/>
+      </w:pPr>
+      <w:r>
+        <w:rPr>
+          <w:rFonts w:ascii="Times New Roman" w:cs="Times New Roman" w:eastAsia="Times New Roman" w:hAnsi="Times New Roman"/>
+          <w:i/>
+          <w:iCs/>
+          <w:sz w:val="24"/>
+          <w:szCs w:val="24"/>
+        </w:rPr>
+        <w:t xml:space="preserve">-Фарзандлар туғилганлик ҳақидаги гувоҳнома нусхаси;</w:t>
+      </w:r>
+    </w:p>
+    <w:p>
+      <w:pPr>
+        <w:spacing w:after="80"/>
+        <w:jc w:val="left"/>
+      </w:pPr>
+      <w:r>
+        <w:rPr>
+          <w:rFonts w:ascii="Times New Roman" w:cs="Times New Roman" w:eastAsia="Times New Roman" w:hAnsi="Times New Roman"/>
+          <w:i/>
+          <w:iCs/>
+          <w:sz w:val="24"/>
+          <w:szCs w:val="24"/>
+        </w:rPr>
+        <w:t xml:space="preserve">-Почта харажати тўланганлиги тўғрисидаги патта.</w:t>
       </w:r>
     </w:p>
     <w:sectPr>
       <w:pgSz w:w="11906" w:h="16838" w:orient="portrait"/>
-      <w:pgMar w:top="1440" w:right="1440" w:bottom="1440" w:left="1440" w:header="708" w:footer="708" w:gutter="0"/>
+      <w:pgMar w:top="1440" w:right="1100" w:bottom="1440" w:left="1100" w:header="708" w:footer="708" w:gutter="0"/>
       <w:pgNumType/>
       <w:docGrid w:linePitch="360"/>
     </w:sectPr>

--- a/templates/ariza-aliment-undirish.uz_cyrillic.docx
+++ b/templates/ariza-aliment-undirish.uz_cyrillic.docx
@@ -61,6 +61,7 @@
           <w:tab w:val="left" w:pos="5400"/>
         </w:tabs>
         <w:spacing w:after="0"/>
+        <w:ind w:left="5400" w:hanging="5400"/>
         <w:jc w:val="left"/>
       </w:pPr>
       <w:r>
@@ -154,6 +155,7 @@
           <w:tab w:val="left" w:pos="5400"/>
         </w:tabs>
         <w:spacing w:after="0"/>
+        <w:ind w:left="5400" w:hanging="5400"/>
         <w:jc w:val="left"/>
       </w:pPr>
       <w:r>
@@ -418,7 +420,7 @@
           <w:sz w:val="24"/>
           <w:szCs w:val="24"/>
         </w:rPr>
-        <w:t xml:space="preserve">Даъвогар:</w:t>
+        <w:t xml:space="preserve">Аризачи:</w:t>
       </w:r>
       <w:r>
         <w:rPr>
